--- a/app/static/docs/Pomysły.docx
+++ b/app/static/docs/Pomysły.docx
@@ -251,28 +251,7 @@
           <w:sz w:val="18"/>
           <w:szCs w:val="18"/>
         </w:rPr>
-        <w:t>Atakujący rzuca na zranienie, a nie</w:t>
-      </w:r>
-      <w:r>
-        <w:rPr>
-          <w:sz w:val="18"/>
-          <w:szCs w:val="18"/>
-        </w:rPr>
-        <w:t xml:space="preserve"> obrońca na </w:t>
-      </w:r>
-      <w:r>
-        <w:rPr>
-          <w:sz w:val="18"/>
-          <w:szCs w:val="18"/>
-        </w:rPr>
-        <w:t>obronę</w:t>
-      </w:r>
-      <w:r>
-        <w:rPr>
-          <w:sz w:val="18"/>
-          <w:szCs w:val="18"/>
-        </w:rPr>
-        <w:t>.</w:t>
+        <w:t>Zmniejszenie efektywnego AP/podniesienie Obrony</w:t>
       </w:r>
     </w:p>
     <w:p>
@@ -293,21 +272,46 @@
           <w:sz w:val="18"/>
           <w:szCs w:val="18"/>
         </w:rPr>
-        <w:t>Rzut na trafienie nic nie wnosi i można go zastąpić średnią liczbą ataków</w:t>
-      </w:r>
-      <w:r>
-        <w:rPr>
-          <w:sz w:val="18"/>
-          <w:szCs w:val="18"/>
-        </w:rPr>
-        <w:t xml:space="preserve">. Trzeba by zwiększyć liczbę modyfikatorów do </w:t>
-      </w:r>
-      <w:r>
-        <w:rPr>
-          <w:sz w:val="18"/>
-          <w:szCs w:val="18"/>
-        </w:rPr>
-        <w:t>trafienia, uważając, aby nie zwiększyć istotnie komplikacji.</w:t>
+        <w:t xml:space="preserve">Dwa ataki na </w:t>
+      </w:r>
+      <w:proofErr w:type="spellStart"/>
+      <w:r>
+        <w:rPr>
+          <w:sz w:val="18"/>
+          <w:szCs w:val="18"/>
+        </w:rPr>
+        <w:t>lasgun</w:t>
+      </w:r>
+      <w:proofErr w:type="spellEnd"/>
+      <w:r>
+        <w:rPr>
+          <w:sz w:val="18"/>
+          <w:szCs w:val="18"/>
+        </w:rPr>
+        <w:t>/broń wręcz</w:t>
+      </w:r>
+      <w:r>
+        <w:rPr>
+          <w:sz w:val="18"/>
+          <w:szCs w:val="18"/>
+        </w:rPr>
+        <w:t xml:space="preserve"> </w:t>
+      </w:r>
+      <w:proofErr w:type="spellStart"/>
+      <w:r>
+        <w:rPr>
+          <w:sz w:val="18"/>
+          <w:szCs w:val="18"/>
+        </w:rPr>
+        <w:t>zmiast</w:t>
+      </w:r>
+      <w:proofErr w:type="spellEnd"/>
+      <w:r>
+        <w:rPr>
+          <w:sz w:val="18"/>
+          <w:szCs w:val="18"/>
+        </w:rPr>
+        <w:t xml:space="preserve"> ujemnych AP</w:t>
       </w:r>
     </w:p>
     <w:p>
@@ -328,7 +332,147 @@
           <w:sz w:val="18"/>
           <w:szCs w:val="18"/>
         </w:rPr>
+        <w:t>Atakujący rzuca na zranienie, a nie</w:t>
+      </w:r>
+      <w:r>
+        <w:rPr>
+          <w:sz w:val="18"/>
+          <w:szCs w:val="18"/>
+        </w:rPr>
+        <w:t xml:space="preserve"> obrońca na </w:t>
+      </w:r>
+      <w:r>
+        <w:rPr>
+          <w:sz w:val="18"/>
+          <w:szCs w:val="18"/>
+        </w:rPr>
+        <w:t>obronę</w:t>
+      </w:r>
+      <w:r>
+        <w:rPr>
+          <w:sz w:val="18"/>
+          <w:szCs w:val="18"/>
+        </w:rPr>
+        <w:t>.</w:t>
+      </w:r>
+    </w:p>
+    <w:p>
+      <w:pPr>
+        <w:pStyle w:val="Akapitzlist"/>
+        <w:numPr>
+          <w:ilvl w:val="0"/>
+          <w:numId w:val="4"/>
+        </w:numPr>
+        <w:spacing w:after="0"/>
+        <w:rPr>
+          <w:sz w:val="18"/>
+          <w:szCs w:val="18"/>
+        </w:rPr>
+      </w:pPr>
+      <w:r>
+        <w:rPr>
+          <w:sz w:val="18"/>
+          <w:szCs w:val="18"/>
+        </w:rPr>
+        <w:t>Rzut na trafienie nic nie wnosi i można go zastąpić średnią liczbą ataków</w:t>
+      </w:r>
+      <w:r>
+        <w:rPr>
+          <w:sz w:val="18"/>
+          <w:szCs w:val="18"/>
+        </w:rPr>
+        <w:t xml:space="preserve">. Trzeba by zwiększyć liczbę modyfikatorów do </w:t>
+      </w:r>
+      <w:r>
+        <w:rPr>
+          <w:sz w:val="18"/>
+          <w:szCs w:val="18"/>
+        </w:rPr>
+        <w:t>trafienia, uważając, aby nie zwiększyć istotnie komplikacji.</w:t>
+      </w:r>
+    </w:p>
+    <w:p>
+      <w:pPr>
+        <w:pStyle w:val="Akapitzlist"/>
+        <w:numPr>
+          <w:ilvl w:val="0"/>
+          <w:numId w:val="4"/>
+        </w:numPr>
+        <w:spacing w:after="0"/>
+        <w:rPr>
+          <w:sz w:val="18"/>
+          <w:szCs w:val="18"/>
+        </w:rPr>
+      </w:pPr>
+      <w:r>
+        <w:rPr>
+          <w:sz w:val="18"/>
+          <w:szCs w:val="18"/>
+        </w:rPr>
+        <w:t>Rzut względny na trafienie kontra jakość przeciwnika</w:t>
+      </w:r>
+    </w:p>
+    <w:p>
+      <w:pPr>
+        <w:pStyle w:val="Akapitzlist"/>
+        <w:numPr>
+          <w:ilvl w:val="0"/>
+          <w:numId w:val="4"/>
+        </w:numPr>
+        <w:spacing w:after="0"/>
+        <w:rPr>
+          <w:sz w:val="18"/>
+          <w:szCs w:val="18"/>
+        </w:rPr>
+      </w:pPr>
+      <w:r>
+        <w:rPr>
+          <w:sz w:val="18"/>
+          <w:szCs w:val="18"/>
+        </w:rPr>
         <w:t xml:space="preserve">Jeden rzut </w:t>
+      </w:r>
+    </w:p>
+    <w:p>
+      <w:pPr>
+        <w:pStyle w:val="Akapitzlist"/>
+        <w:numPr>
+          <w:ilvl w:val="0"/>
+          <w:numId w:val="4"/>
+        </w:numPr>
+        <w:spacing w:after="0"/>
+        <w:rPr>
+          <w:sz w:val="18"/>
+          <w:szCs w:val="18"/>
+        </w:rPr>
+      </w:pPr>
+      <w:r>
+        <w:rPr>
+          <w:sz w:val="18"/>
+          <w:szCs w:val="18"/>
+        </w:rPr>
+        <w:t xml:space="preserve">Brak automatycznych sukcesów, ale możesz </w:t>
+      </w:r>
+      <w:r>
+        <w:rPr>
+          <w:sz w:val="18"/>
+          <w:szCs w:val="18"/>
+        </w:rPr>
+        <w:t>uż</w:t>
+      </w:r>
+      <w:r>
+        <w:rPr>
+          <w:sz w:val="18"/>
+          <w:szCs w:val="18"/>
+        </w:rPr>
+        <w:t>yć desperackich metod (czyli dodatkowa porażka w teście przegrupowania), aby dostać +1</w:t>
+      </w:r>
+      <w:r>
+        <w:rPr>
+          <w:sz w:val="18"/>
+          <w:szCs w:val="18"/>
+        </w:rPr>
+        <w:t xml:space="preserve"> (i mieć w ogóle szansę)</w:t>
       </w:r>
     </w:p>
     <w:p>
@@ -983,7 +1127,7 @@
         <w:rFonts w:ascii="Symbol" w:hAnsi="Symbol" w:hint="default"/>
       </w:rPr>
     </w:lvl>
-    <w:lvl w:ilvl="1" w:tplc="04150003" w:tentative="1">
+    <w:lvl w:ilvl="1" w:tplc="04150003">
       <w:start w:val="1"/>
       <w:numFmt w:val="bullet"/>
       <w:lvlText w:val="o"/>

--- a/app/static/docs/Pomysły.docx
+++ b/app/static/docs/Pomysły.docx
@@ -173,6 +173,59 @@
           <w:szCs w:val="18"/>
         </w:rPr>
       </w:pPr>
+      <w:r>
+        <w:rPr>
+          <w:b/>
+          <w:bCs/>
+          <w:sz w:val="18"/>
+          <w:szCs w:val="18"/>
+        </w:rPr>
+        <w:t>Problemy:</w:t>
+      </w:r>
+    </w:p>
+    <w:p>
+      <w:pPr>
+        <w:pStyle w:val="Akapitzlist"/>
+        <w:numPr>
+          <w:ilvl w:val="0"/>
+          <w:numId w:val="7"/>
+        </w:numPr>
+        <w:spacing w:after="0"/>
+        <w:rPr>
+          <w:sz w:val="18"/>
+          <w:szCs w:val="18"/>
+        </w:rPr>
+      </w:pPr>
+      <w:r>
+        <w:rPr>
+          <w:sz w:val="18"/>
+          <w:szCs w:val="18"/>
+        </w:rPr>
+        <w:t>Oddawanie wręcz powoduje wrażenie zmarnowanej tury</w:t>
+      </w:r>
+    </w:p>
+    <w:p>
+      <w:pPr>
+        <w:pStyle w:val="Akapitzlist"/>
+        <w:numPr>
+          <w:ilvl w:val="0"/>
+          <w:numId w:val="7"/>
+        </w:numPr>
+        <w:spacing w:after="0"/>
+        <w:rPr>
+          <w:b/>
+          <w:bCs/>
+          <w:sz w:val="18"/>
+          <w:szCs w:val="18"/>
+        </w:rPr>
+      </w:pPr>
+      <w:r>
+        <w:rPr>
+          <w:sz w:val="18"/>
+          <w:szCs w:val="18"/>
+        </w:rPr>
+        <w:t>Duże jednostki mogą tylko raz oddawać</w:t>
+      </w:r>
     </w:p>
     <w:p>
       <w:pPr>
@@ -274,44 +327,19 @@
         </w:rPr>
         <w:t xml:space="preserve">Dwa ataki na </w:t>
       </w:r>
-      <w:proofErr w:type="spellStart"/>
-      <w:r>
-        <w:rPr>
-          <w:sz w:val="18"/>
-          <w:szCs w:val="18"/>
-        </w:rPr>
-        <w:t>lasgun</w:t>
-      </w:r>
-      <w:proofErr w:type="spellEnd"/>
-      <w:r>
-        <w:rPr>
-          <w:sz w:val="18"/>
-          <w:szCs w:val="18"/>
-        </w:rPr>
-        <w:t>/broń wręcz</w:t>
-      </w:r>
-      <w:r>
-        <w:rPr>
-          <w:sz w:val="18"/>
-          <w:szCs w:val="18"/>
-        </w:rPr>
-        <w:t xml:space="preserve"> </w:t>
-      </w:r>
-      <w:proofErr w:type="spellStart"/>
-      <w:r>
-        <w:rPr>
-          <w:sz w:val="18"/>
-          <w:szCs w:val="18"/>
-        </w:rPr>
-        <w:t>zmiast</w:t>
-      </w:r>
-      <w:proofErr w:type="spellEnd"/>
-      <w:r>
-        <w:rPr>
-          <w:sz w:val="18"/>
-          <w:szCs w:val="18"/>
-        </w:rPr>
-        <w:t xml:space="preserve"> ujemnych AP</w:t>
+      <w:r>
+        <w:rPr>
+          <w:sz w:val="18"/>
+          <w:szCs w:val="18"/>
+        </w:rPr>
+        <w:t>lasgun/broń wręcz</w:t>
+      </w:r>
+      <w:r>
+        <w:rPr>
+          <w:sz w:val="18"/>
+          <w:szCs w:val="18"/>
+        </w:rPr>
+        <w:t xml:space="preserve"> zmiast ujemnych AP</w:t>
       </w:r>
     </w:p>
     <w:p>
@@ -477,12 +505,24 @@
     </w:p>
     <w:p>
       <w:pPr>
+        <w:pStyle w:val="Akapitzlist"/>
+        <w:numPr>
+          <w:ilvl w:val="0"/>
+          <w:numId w:val="4"/>
+        </w:numPr>
         <w:spacing w:after="0"/>
         <w:rPr>
           <w:sz w:val="18"/>
           <w:szCs w:val="18"/>
         </w:rPr>
       </w:pPr>
+      <w:r>
+        <w:rPr>
+          <w:sz w:val="18"/>
+          <w:szCs w:val="18"/>
+        </w:rPr>
+        <w:t>Osobna faza ruchu i akcji</w:t>
+      </w:r>
     </w:p>
     <w:sectPr>
       <w:pgSz w:w="11906" w:h="16838"/>
@@ -1112,9 +1152,122 @@
     </w:lvl>
   </w:abstractNum>
   <w:abstractNum w:abstractNumId="5" w15:restartNumberingAfterBreak="0">
+    <w:nsid w:val="56C17DDC"/>
+    <w:multiLevelType w:val="hybridMultilevel"/>
+    <w:tmpl w:val="77E85CC2"/>
+    <w:lvl w:ilvl="0" w:tplc="04150001">
+      <w:start w:val="1"/>
+      <w:numFmt w:val="bullet"/>
+      <w:lvlText w:val=""/>
+      <w:lvlJc w:val="left"/>
+      <w:pPr>
+        <w:ind w:left="360" w:hanging="360"/>
+      </w:pPr>
+      <w:rPr>
+        <w:rFonts w:ascii="Symbol" w:hAnsi="Symbol" w:hint="default"/>
+      </w:rPr>
+    </w:lvl>
+    <w:lvl w:ilvl="1" w:tplc="04150003" w:tentative="1">
+      <w:start w:val="1"/>
+      <w:numFmt w:val="bullet"/>
+      <w:lvlText w:val="o"/>
+      <w:lvlJc w:val="left"/>
+      <w:pPr>
+        <w:ind w:left="1080" w:hanging="360"/>
+      </w:pPr>
+      <w:rPr>
+        <w:rFonts w:ascii="Courier New" w:hAnsi="Courier New" w:cs="Courier New" w:hint="default"/>
+      </w:rPr>
+    </w:lvl>
+    <w:lvl w:ilvl="2" w:tplc="04150005" w:tentative="1">
+      <w:start w:val="1"/>
+      <w:numFmt w:val="bullet"/>
+      <w:lvlText w:val=""/>
+      <w:lvlJc w:val="left"/>
+      <w:pPr>
+        <w:ind w:left="1800" w:hanging="360"/>
+      </w:pPr>
+      <w:rPr>
+        <w:rFonts w:ascii="Wingdings" w:hAnsi="Wingdings" w:hint="default"/>
+      </w:rPr>
+    </w:lvl>
+    <w:lvl w:ilvl="3" w:tplc="04150001" w:tentative="1">
+      <w:start w:val="1"/>
+      <w:numFmt w:val="bullet"/>
+      <w:lvlText w:val=""/>
+      <w:lvlJc w:val="left"/>
+      <w:pPr>
+        <w:ind w:left="2520" w:hanging="360"/>
+      </w:pPr>
+      <w:rPr>
+        <w:rFonts w:ascii="Symbol" w:hAnsi="Symbol" w:hint="default"/>
+      </w:rPr>
+    </w:lvl>
+    <w:lvl w:ilvl="4" w:tplc="04150003" w:tentative="1">
+      <w:start w:val="1"/>
+      <w:numFmt w:val="bullet"/>
+      <w:lvlText w:val="o"/>
+      <w:lvlJc w:val="left"/>
+      <w:pPr>
+        <w:ind w:left="3240" w:hanging="360"/>
+      </w:pPr>
+      <w:rPr>
+        <w:rFonts w:ascii="Courier New" w:hAnsi="Courier New" w:cs="Courier New" w:hint="default"/>
+      </w:rPr>
+    </w:lvl>
+    <w:lvl w:ilvl="5" w:tplc="04150005" w:tentative="1">
+      <w:start w:val="1"/>
+      <w:numFmt w:val="bullet"/>
+      <w:lvlText w:val=""/>
+      <w:lvlJc w:val="left"/>
+      <w:pPr>
+        <w:ind w:left="3960" w:hanging="360"/>
+      </w:pPr>
+      <w:rPr>
+        <w:rFonts w:ascii="Wingdings" w:hAnsi="Wingdings" w:hint="default"/>
+      </w:rPr>
+    </w:lvl>
+    <w:lvl w:ilvl="6" w:tplc="04150001" w:tentative="1">
+      <w:start w:val="1"/>
+      <w:numFmt w:val="bullet"/>
+      <w:lvlText w:val=""/>
+      <w:lvlJc w:val="left"/>
+      <w:pPr>
+        <w:ind w:left="4680" w:hanging="360"/>
+      </w:pPr>
+      <w:rPr>
+        <w:rFonts w:ascii="Symbol" w:hAnsi="Symbol" w:hint="default"/>
+      </w:rPr>
+    </w:lvl>
+    <w:lvl w:ilvl="7" w:tplc="04150003" w:tentative="1">
+      <w:start w:val="1"/>
+      <w:numFmt w:val="bullet"/>
+      <w:lvlText w:val="o"/>
+      <w:lvlJc w:val="left"/>
+      <w:pPr>
+        <w:ind w:left="5400" w:hanging="360"/>
+      </w:pPr>
+      <w:rPr>
+        <w:rFonts w:ascii="Courier New" w:hAnsi="Courier New" w:cs="Courier New" w:hint="default"/>
+      </w:rPr>
+    </w:lvl>
+    <w:lvl w:ilvl="8" w:tplc="04150005" w:tentative="1">
+      <w:start w:val="1"/>
+      <w:numFmt w:val="bullet"/>
+      <w:lvlText w:val=""/>
+      <w:lvlJc w:val="left"/>
+      <w:pPr>
+        <w:ind w:left="6120" w:hanging="360"/>
+      </w:pPr>
+      <w:rPr>
+        <w:rFonts w:ascii="Wingdings" w:hAnsi="Wingdings" w:hint="default"/>
+      </w:rPr>
+    </w:lvl>
+  </w:abstractNum>
+  <w:abstractNum w:abstractNumId="6" w15:restartNumberingAfterBreak="0">
     <w:nsid w:val="60072EA4"/>
     <w:multiLevelType w:val="hybridMultilevel"/>
-    <w:tmpl w:val="02D89316"/>
+    <w:tmpl w:val="DA4C4FDE"/>
     <w:lvl w:ilvl="0" w:tplc="04150001">
       <w:start w:val="1"/>
       <w:numFmt w:val="bullet"/>
@@ -1234,13 +1387,16 @@
     <w:abstractNumId w:val="1"/>
   </w:num>
   <w:num w:numId="4" w16cid:durableId="1225676581">
-    <w:abstractNumId w:val="5"/>
+    <w:abstractNumId w:val="6"/>
   </w:num>
   <w:num w:numId="5" w16cid:durableId="1650161462">
     <w:abstractNumId w:val="2"/>
   </w:num>
   <w:num w:numId="6" w16cid:durableId="816461334">
     <w:abstractNumId w:val="4"/>
+  </w:num>
+  <w:num w:numId="7" w16cid:durableId="1778136432">
+    <w:abstractNumId w:val="5"/>
   </w:num>
 </w:numbering>
 </file>
